--- a/extra_pages/neural-cbo_authorship_statement.docx
+++ b/extra_pages/neural-cbo_authorship_statement.docx
@@ -137,7 +137,14 @@
                 <w:sz w:val="20"/>
                 <w:szCs w:val="20"/>
               </w:rPr>
-              <w:t xml:space="preserve">Submitted to </w:t>
+              <w:t>Published in the proceedings of</w:t>
+            </w:r>
+            <w:r>
+              <w:rPr>
+                <w:sz w:val="20"/>
+                <w:szCs w:val="20"/>
+              </w:rPr>
+              <w:t xml:space="preserve"> </w:t>
             </w:r>
             <w:r>
               <w:rPr>
@@ -291,7 +298,7 @@
                 <w:sz w:val="20"/>
                 <w:szCs w:val="20"/>
               </w:rPr>
-              <w:t>Applied Artificial Intelligence Institute</w:t>
+              <w:t>Deakin Applied Artificial Intelligence Initiative</w:t>
             </w:r>
           </w:p>
         </w:tc>
@@ -627,7 +634,7 @@
                 <w:sz w:val="20"/>
                 <w:szCs w:val="20"/>
               </w:rPr>
-              <w:t>Applied Artificial Intelligence Institute</w:t>
+              <w:t>Deakin Applied Artificial Intelligence Initiative</w:t>
             </w:r>
           </w:p>
         </w:tc>
@@ -873,7 +880,23 @@
                 <w:szCs w:val="20"/>
               </w:rPr>
               <w:br/>
-              <w:t>2</w:t>
+            </w:r>
+            <w:bookmarkStart w:id="1" w:name="OLE_LINK1"/>
+            <w:r>
+              <w:rPr>
+                <w:rFonts w:asciiTheme="minorHAnsi" w:hAnsiTheme="minorHAnsi"/>
+                <w:sz w:val="20"/>
+                <w:szCs w:val="20"/>
+              </w:rPr>
+              <w:t>15</w:t>
+            </w:r>
+            <w:r>
+              <w:rPr>
+                <w:rFonts w:asciiTheme="minorHAnsi" w:hAnsiTheme="minorHAnsi"/>
+                <w:sz w:val="20"/>
+                <w:szCs w:val="20"/>
+              </w:rPr>
+              <w:t>/0</w:t>
             </w:r>
             <w:r>
               <w:rPr>
@@ -889,8 +912,9 @@
                 <w:sz w:val="20"/>
                 <w:szCs w:val="20"/>
               </w:rPr>
-              <w:t>/01/2025</w:t>
-            </w:r>
+              <w:t>/2025</w:t>
+            </w:r>
+            <w:bookmarkEnd w:id="1"/>
           </w:p>
         </w:tc>
       </w:tr>
@@ -1977,23 +2001,7 @@
                 <w:sz w:val="20"/>
                 <w:szCs w:val="20"/>
               </w:rPr>
-              <w:t>2</w:t>
-            </w:r>
-            <w:r>
-              <w:rPr>
-                <w:rFonts w:asciiTheme="minorHAnsi" w:hAnsiTheme="minorHAnsi"/>
-                <w:sz w:val="20"/>
-                <w:szCs w:val="20"/>
-              </w:rPr>
-              <w:t>7</w:t>
-            </w:r>
-            <w:r>
-              <w:rPr>
-                <w:rFonts w:asciiTheme="minorHAnsi" w:hAnsiTheme="minorHAnsi"/>
-                <w:sz w:val="20"/>
-                <w:szCs w:val="20"/>
-              </w:rPr>
-              <w:t>/01/2025</w:t>
+              <w:t>15/07/2025</w:t>
             </w:r>
           </w:p>
         </w:tc>
@@ -2110,23 +2118,7 @@
                 <w:sz w:val="20"/>
                 <w:szCs w:val="20"/>
               </w:rPr>
-              <w:t>2</w:t>
-            </w:r>
-            <w:r>
-              <w:rPr>
-                <w:rFonts w:asciiTheme="minorHAnsi" w:hAnsiTheme="minorHAnsi"/>
-                <w:sz w:val="20"/>
-                <w:szCs w:val="20"/>
-              </w:rPr>
-              <w:t>7</w:t>
-            </w:r>
-            <w:r>
-              <w:rPr>
-                <w:rFonts w:asciiTheme="minorHAnsi" w:hAnsiTheme="minorHAnsi"/>
-                <w:sz w:val="20"/>
-                <w:szCs w:val="20"/>
-              </w:rPr>
-              <w:t>/01/2025</w:t>
+              <w:t>15/07/2025</w:t>
             </w:r>
           </w:p>
         </w:tc>
@@ -2242,23 +2234,7 @@
                 <w:sz w:val="20"/>
                 <w:szCs w:val="20"/>
               </w:rPr>
-              <w:t>2</w:t>
-            </w:r>
-            <w:r>
-              <w:rPr>
-                <w:rFonts w:asciiTheme="minorHAnsi" w:hAnsiTheme="minorHAnsi"/>
-                <w:sz w:val="20"/>
-                <w:szCs w:val="20"/>
-              </w:rPr>
-              <w:t>7</w:t>
-            </w:r>
-            <w:r>
-              <w:rPr>
-                <w:rFonts w:asciiTheme="minorHAnsi" w:hAnsiTheme="minorHAnsi"/>
-                <w:sz w:val="20"/>
-                <w:szCs w:val="20"/>
-              </w:rPr>
-              <w:t>/01/2025</w:t>
+              <w:t>15/07/2025</w:t>
             </w:r>
           </w:p>
         </w:tc>
